--- a/reports/MLOps_Assignment_1_Report.docx
+++ b/reports/MLOps_Assignment_1_Report.docx
@@ -134,12 +134,6 @@
         <w:gridCol w:w="6760"/>
       </w:tblGrid>
       <w:tr>
-        <w:tblPrEx>
-          <w:tblCellMar>
-            <w:top w:w="0" w:type="dxa"/>
-            <w:bottom w:w="0" w:type="dxa"/>
-          </w:tblCellMar>
-        </w:tblPrEx>
         <w:trPr>
           <w:cantSplit/>
           <w:tblHeader/>
@@ -206,12 +200,6 @@
         </w:tc>
       </w:tr>
       <w:tr>
-        <w:tblPrEx>
-          <w:tblCellMar>
-            <w:top w:w="0" w:type="dxa"/>
-            <w:bottom w:w="0" w:type="dxa"/>
-          </w:tblCellMar>
-        </w:tblPrEx>
         <w:trPr>
           <w:cantSplit/>
         </w:trPr>
@@ -269,12 +257,6 @@
         </w:tc>
       </w:tr>
       <w:tr>
-        <w:tblPrEx>
-          <w:tblCellMar>
-            <w:top w:w="0" w:type="dxa"/>
-            <w:bottom w:w="0" w:type="dxa"/>
-          </w:tblCellMar>
-        </w:tblPrEx>
         <w:trPr>
           <w:cantSplit/>
         </w:trPr>
@@ -332,12 +314,6 @@
         </w:tc>
       </w:tr>
       <w:tr>
-        <w:tblPrEx>
-          <w:tblCellMar>
-            <w:top w:w="0" w:type="dxa"/>
-            <w:bottom w:w="0" w:type="dxa"/>
-          </w:tblCellMar>
-        </w:tblPrEx>
         <w:trPr>
           <w:cantSplit/>
         </w:trPr>
@@ -411,12 +387,6 @@
         </w:tc>
       </w:tr>
       <w:tr>
-        <w:tblPrEx>
-          <w:tblCellMar>
-            <w:top w:w="0" w:type="dxa"/>
-            <w:bottom w:w="0" w:type="dxa"/>
-          </w:tblCellMar>
-        </w:tblPrEx>
         <w:trPr>
           <w:cantSplit/>
         </w:trPr>
@@ -474,12 +444,6 @@
         </w:tc>
       </w:tr>
       <w:tr>
-        <w:tblPrEx>
-          <w:tblCellMar>
-            <w:top w:w="0" w:type="dxa"/>
-            <w:bottom w:w="0" w:type="dxa"/>
-          </w:tblCellMar>
-        </w:tblPrEx>
         <w:trPr>
           <w:cantSplit/>
         </w:trPr>
@@ -540,12 +504,6 @@
         </w:tc>
       </w:tr>
       <w:tr>
-        <w:tblPrEx>
-          <w:tblCellMar>
-            <w:top w:w="0" w:type="dxa"/>
-            <w:bottom w:w="0" w:type="dxa"/>
-          </w:tblCellMar>
-        </w:tblPrEx>
         <w:trPr>
           <w:cantSplit/>
         </w:trPr>
@@ -1431,12 +1389,6 @@
         <w:gridCol w:w="6460"/>
       </w:tblGrid>
       <w:tr>
-        <w:tblPrEx>
-          <w:tblCellMar>
-            <w:top w:w="0" w:type="dxa"/>
-            <w:bottom w:w="0" w:type="dxa"/>
-          </w:tblCellMar>
-        </w:tblPrEx>
         <w:trPr>
           <w:cantSplit/>
           <w:tblHeader/>
@@ -1503,12 +1455,6 @@
         </w:tc>
       </w:tr>
       <w:tr>
-        <w:tblPrEx>
-          <w:tblCellMar>
-            <w:top w:w="0" w:type="dxa"/>
-            <w:bottom w:w="0" w:type="dxa"/>
-          </w:tblCellMar>
-        </w:tblPrEx>
         <w:trPr>
           <w:cantSplit/>
         </w:trPr>
@@ -1569,12 +1515,6 @@
         </w:tc>
       </w:tr>
       <w:tr>
-        <w:tblPrEx>
-          <w:tblCellMar>
-            <w:top w:w="0" w:type="dxa"/>
-            <w:bottom w:w="0" w:type="dxa"/>
-          </w:tblCellMar>
-        </w:tblPrEx>
         <w:trPr>
           <w:cantSplit/>
         </w:trPr>
@@ -1635,12 +1575,6 @@
         </w:tc>
       </w:tr>
       <w:tr>
-        <w:tblPrEx>
-          <w:tblCellMar>
-            <w:top w:w="0" w:type="dxa"/>
-            <w:bottom w:w="0" w:type="dxa"/>
-          </w:tblCellMar>
-        </w:tblPrEx>
         <w:trPr>
           <w:cantSplit/>
         </w:trPr>
@@ -1701,12 +1635,6 @@
         </w:tc>
       </w:tr>
       <w:tr>
-        <w:tblPrEx>
-          <w:tblCellMar>
-            <w:top w:w="0" w:type="dxa"/>
-            <w:bottom w:w="0" w:type="dxa"/>
-          </w:tblCellMar>
-        </w:tblPrEx>
         <w:trPr>
           <w:cantSplit/>
         </w:trPr>
@@ -1783,12 +1711,6 @@
         </w:tc>
       </w:tr>
       <w:tr>
-        <w:tblPrEx>
-          <w:tblCellMar>
-            <w:top w:w="0" w:type="dxa"/>
-            <w:bottom w:w="0" w:type="dxa"/>
-          </w:tblCellMar>
-        </w:tblPrEx>
         <w:trPr>
           <w:cantSplit/>
         </w:trPr>
@@ -1858,12 +1780,6 @@
         </w:tc>
       </w:tr>
       <w:tr>
-        <w:tblPrEx>
-          <w:tblCellMar>
-            <w:top w:w="0" w:type="dxa"/>
-            <w:bottom w:w="0" w:type="dxa"/>
-          </w:tblCellMar>
-        </w:tblPrEx>
         <w:trPr>
           <w:cantSplit/>
         </w:trPr>
@@ -1975,12 +1891,6 @@
         <w:gridCol w:w="6360"/>
       </w:tblGrid>
       <w:tr>
-        <w:tblPrEx>
-          <w:tblCellMar>
-            <w:top w:w="0" w:type="dxa"/>
-            <w:bottom w:w="0" w:type="dxa"/>
-          </w:tblCellMar>
-        </w:tblPrEx>
         <w:trPr>
           <w:cantSplit/>
           <w:tblHeader/>
@@ -2047,12 +1957,6 @@
         </w:tc>
       </w:tr>
       <w:tr>
-        <w:tblPrEx>
-          <w:tblCellMar>
-            <w:top w:w="0" w:type="dxa"/>
-            <w:bottom w:w="0" w:type="dxa"/>
-          </w:tblCellMar>
-        </w:tblPrEx>
         <w:trPr>
           <w:cantSplit/>
         </w:trPr>
@@ -2151,12 +2055,6 @@
         </w:tc>
       </w:tr>
       <w:tr>
-        <w:tblPrEx>
-          <w:tblCellMar>
-            <w:top w:w="0" w:type="dxa"/>
-            <w:bottom w:w="0" w:type="dxa"/>
-          </w:tblCellMar>
-        </w:tblPrEx>
         <w:trPr>
           <w:cantSplit/>
         </w:trPr>
@@ -2230,12 +2128,6 @@
         </w:tc>
       </w:tr>
       <w:tr>
-        <w:tblPrEx>
-          <w:tblCellMar>
-            <w:top w:w="0" w:type="dxa"/>
-            <w:bottom w:w="0" w:type="dxa"/>
-          </w:tblCellMar>
-        </w:tblPrEx>
         <w:trPr>
           <w:cantSplit/>
         </w:trPr>
@@ -2302,12 +2194,6 @@
         </w:tc>
       </w:tr>
       <w:tr>
-        <w:tblPrEx>
-          <w:tblCellMar>
-            <w:top w:w="0" w:type="dxa"/>
-            <w:bottom w:w="0" w:type="dxa"/>
-          </w:tblCellMar>
-        </w:tblPrEx>
         <w:trPr>
           <w:cantSplit/>
         </w:trPr>
@@ -2415,12 +2301,6 @@
         </w:tc>
       </w:tr>
       <w:tr>
-        <w:tblPrEx>
-          <w:tblCellMar>
-            <w:top w:w="0" w:type="dxa"/>
-            <w:bottom w:w="0" w:type="dxa"/>
-          </w:tblCellMar>
-        </w:tblPrEx>
         <w:trPr>
           <w:cantSplit/>
         </w:trPr>
@@ -2542,12 +2422,6 @@
         </w:tc>
       </w:tr>
       <w:tr>
-        <w:tblPrEx>
-          <w:tblCellMar>
-            <w:top w:w="0" w:type="dxa"/>
-            <w:bottom w:w="0" w:type="dxa"/>
-          </w:tblCellMar>
-        </w:tblPrEx>
         <w:trPr>
           <w:cantSplit/>
         </w:trPr>
@@ -2639,12 +2513,6 @@
         </w:tc>
       </w:tr>
       <w:tr>
-        <w:tblPrEx>
-          <w:tblCellMar>
-            <w:top w:w="0" w:type="dxa"/>
-            <w:bottom w:w="0" w:type="dxa"/>
-          </w:tblCellMar>
-        </w:tblPrEx>
         <w:trPr>
           <w:cantSplit/>
         </w:trPr>
@@ -2702,12 +2570,6 @@
         </w:tc>
       </w:tr>
       <w:tr>
-        <w:tblPrEx>
-          <w:tblCellMar>
-            <w:top w:w="0" w:type="dxa"/>
-            <w:bottom w:w="0" w:type="dxa"/>
-          </w:tblCellMar>
-        </w:tblPrEx>
         <w:trPr>
           <w:cantSplit/>
         </w:trPr>
@@ -2765,12 +2627,6 @@
         </w:tc>
       </w:tr>
       <w:tr>
-        <w:tblPrEx>
-          <w:tblCellMar>
-            <w:top w:w="0" w:type="dxa"/>
-            <w:bottom w:w="0" w:type="dxa"/>
-          </w:tblCellMar>
-        </w:tblPrEx>
         <w:trPr>
           <w:cantSplit/>
         </w:trPr>
@@ -3222,12 +3078,6 @@
         <w:gridCol w:w="6660"/>
       </w:tblGrid>
       <w:tr>
-        <w:tblPrEx>
-          <w:tblCellMar>
-            <w:top w:w="0" w:type="dxa"/>
-            <w:bottom w:w="0" w:type="dxa"/>
-          </w:tblCellMar>
-        </w:tblPrEx>
         <w:trPr>
           <w:cantSplit/>
           <w:tblHeader/>
@@ -3294,12 +3144,6 @@
         </w:tc>
       </w:tr>
       <w:tr>
-        <w:tblPrEx>
-          <w:tblCellMar>
-            <w:top w:w="0" w:type="dxa"/>
-            <w:bottom w:w="0" w:type="dxa"/>
-          </w:tblCellMar>
-        </w:tblPrEx>
         <w:trPr>
           <w:cantSplit/>
         </w:trPr>
@@ -3357,12 +3201,6 @@
         </w:tc>
       </w:tr>
       <w:tr>
-        <w:tblPrEx>
-          <w:tblCellMar>
-            <w:top w:w="0" w:type="dxa"/>
-            <w:bottom w:w="0" w:type="dxa"/>
-          </w:tblCellMar>
-        </w:tblPrEx>
         <w:trPr>
           <w:cantSplit/>
         </w:trPr>
@@ -3436,12 +3274,6 @@
         </w:tc>
       </w:tr>
       <w:tr>
-        <w:tblPrEx>
-          <w:tblCellMar>
-            <w:top w:w="0" w:type="dxa"/>
-            <w:bottom w:w="0" w:type="dxa"/>
-          </w:tblCellMar>
-        </w:tblPrEx>
         <w:trPr>
           <w:cantSplit/>
         </w:trPr>
@@ -3515,12 +3347,6 @@
         </w:tc>
       </w:tr>
       <w:tr>
-        <w:tblPrEx>
-          <w:tblCellMar>
-            <w:top w:w="0" w:type="dxa"/>
-            <w:bottom w:w="0" w:type="dxa"/>
-          </w:tblCellMar>
-        </w:tblPrEx>
         <w:trPr>
           <w:cantSplit/>
         </w:trPr>
@@ -3594,12 +3420,6 @@
         </w:tc>
       </w:tr>
       <w:tr>
-        <w:tblPrEx>
-          <w:tblCellMar>
-            <w:top w:w="0" w:type="dxa"/>
-            <w:bottom w:w="0" w:type="dxa"/>
-          </w:tblCellMar>
-        </w:tblPrEx>
         <w:trPr>
           <w:cantSplit/>
         </w:trPr>
@@ -3682,12 +3502,6 @@
         </w:tc>
       </w:tr>
       <w:tr>
-        <w:tblPrEx>
-          <w:tblCellMar>
-            <w:top w:w="0" w:type="dxa"/>
-            <w:bottom w:w="0" w:type="dxa"/>
-          </w:tblCellMar>
-        </w:tblPrEx>
         <w:trPr>
           <w:cantSplit/>
         </w:trPr>
@@ -3745,12 +3559,6 @@
         </w:tc>
       </w:tr>
       <w:tr>
-        <w:tblPrEx>
-          <w:tblCellMar>
-            <w:top w:w="0" w:type="dxa"/>
-            <w:bottom w:w="0" w:type="dxa"/>
-          </w:tblCellMar>
-        </w:tblPrEx>
         <w:trPr>
           <w:cantSplit/>
         </w:trPr>
@@ -3930,12 +3738,6 @@
         <w:gridCol w:w="5660"/>
       </w:tblGrid>
       <w:tr>
-        <w:tblPrEx>
-          <w:tblCellMar>
-            <w:top w:w="0" w:type="dxa"/>
-            <w:bottom w:w="0" w:type="dxa"/>
-          </w:tblCellMar>
-        </w:tblPrEx>
         <w:trPr>
           <w:cantSplit/>
           <w:tblHeader/>
@@ -4032,12 +3834,6 @@
         </w:tc>
       </w:tr>
       <w:tr>
-        <w:tblPrEx>
-          <w:tblCellMar>
-            <w:top w:w="0" w:type="dxa"/>
-            <w:bottom w:w="0" w:type="dxa"/>
-          </w:tblCellMar>
-        </w:tblPrEx>
         <w:trPr>
           <w:cantSplit/>
         </w:trPr>
@@ -4121,12 +3917,6 @@
         </w:tc>
       </w:tr>
       <w:tr>
-        <w:tblPrEx>
-          <w:tblCellMar>
-            <w:top w:w="0" w:type="dxa"/>
-            <w:bottom w:w="0" w:type="dxa"/>
-          </w:tblCellMar>
-        </w:tblPrEx>
         <w:trPr>
           <w:cantSplit/>
         </w:trPr>
@@ -4210,12 +4000,6 @@
         </w:tc>
       </w:tr>
       <w:tr>
-        <w:tblPrEx>
-          <w:tblCellMar>
-            <w:top w:w="0" w:type="dxa"/>
-            <w:bottom w:w="0" w:type="dxa"/>
-          </w:tblCellMar>
-        </w:tblPrEx>
         <w:trPr>
           <w:cantSplit/>
         </w:trPr>
@@ -4299,12 +4083,6 @@
         </w:tc>
       </w:tr>
       <w:tr>
-        <w:tblPrEx>
-          <w:tblCellMar>
-            <w:top w:w="0" w:type="dxa"/>
-            <w:bottom w:w="0" w:type="dxa"/>
-          </w:tblCellMar>
-        </w:tblPrEx>
         <w:trPr>
           <w:cantSplit/>
         </w:trPr>
@@ -4390,12 +4168,6 @@
         </w:tc>
       </w:tr>
       <w:tr>
-        <w:tblPrEx>
-          <w:tblCellMar>
-            <w:top w:w="0" w:type="dxa"/>
-            <w:bottom w:w="0" w:type="dxa"/>
-          </w:tblCellMar>
-        </w:tblPrEx>
         <w:trPr>
           <w:cantSplit/>
         </w:trPr>
@@ -4481,12 +4253,6 @@
         </w:tc>
       </w:tr>
       <w:tr>
-        <w:tblPrEx>
-          <w:tblCellMar>
-            <w:top w:w="0" w:type="dxa"/>
-            <w:bottom w:w="0" w:type="dxa"/>
-          </w:tblCellMar>
-        </w:tblPrEx>
         <w:trPr>
           <w:cantSplit/>
         </w:trPr>
@@ -4572,12 +4338,6 @@
         </w:tc>
       </w:tr>
       <w:tr>
-        <w:tblPrEx>
-          <w:tblCellMar>
-            <w:top w:w="0" w:type="dxa"/>
-            <w:bottom w:w="0" w:type="dxa"/>
-          </w:tblCellMar>
-        </w:tblPrEx>
         <w:trPr>
           <w:cantSplit/>
         </w:trPr>
@@ -4663,12 +4423,6 @@
         </w:tc>
       </w:tr>
       <w:tr>
-        <w:tblPrEx>
-          <w:tblCellMar>
-            <w:top w:w="0" w:type="dxa"/>
-            <w:bottom w:w="0" w:type="dxa"/>
-          </w:tblCellMar>
-        </w:tblPrEx>
         <w:trPr>
           <w:cantSplit/>
         </w:trPr>
@@ -4754,12 +4508,6 @@
         </w:tc>
       </w:tr>
       <w:tr>
-        <w:tblPrEx>
-          <w:tblCellMar>
-            <w:top w:w="0" w:type="dxa"/>
-            <w:bottom w:w="0" w:type="dxa"/>
-          </w:tblCellMar>
-        </w:tblPrEx>
         <w:trPr>
           <w:cantSplit/>
         </w:trPr>
@@ -4845,12 +4593,6 @@
         </w:tc>
       </w:tr>
       <w:tr>
-        <w:tblPrEx>
-          <w:tblCellMar>
-            <w:top w:w="0" w:type="dxa"/>
-            <w:bottom w:w="0" w:type="dxa"/>
-          </w:tblCellMar>
-        </w:tblPrEx>
         <w:trPr>
           <w:cantSplit/>
         </w:trPr>
@@ -4936,12 +4678,6 @@
         </w:tc>
       </w:tr>
       <w:tr>
-        <w:tblPrEx>
-          <w:tblCellMar>
-            <w:top w:w="0" w:type="dxa"/>
-            <w:bottom w:w="0" w:type="dxa"/>
-          </w:tblCellMar>
-        </w:tblPrEx>
         <w:trPr>
           <w:cantSplit/>
         </w:trPr>
@@ -5025,12 +4761,6 @@
         </w:tc>
       </w:tr>
       <w:tr>
-        <w:tblPrEx>
-          <w:tblCellMar>
-            <w:top w:w="0" w:type="dxa"/>
-            <w:bottom w:w="0" w:type="dxa"/>
-          </w:tblCellMar>
-        </w:tblPrEx>
         <w:trPr>
           <w:cantSplit/>
         </w:trPr>
@@ -5130,12 +4860,6 @@
         </w:tc>
       </w:tr>
       <w:tr>
-        <w:tblPrEx>
-          <w:tblCellMar>
-            <w:top w:w="0" w:type="dxa"/>
-            <w:bottom w:w="0" w:type="dxa"/>
-          </w:tblCellMar>
-        </w:tblPrEx>
         <w:trPr>
           <w:cantSplit/>
         </w:trPr>
@@ -5924,12 +5648,6 @@
         <w:gridCol w:w="3160"/>
       </w:tblGrid>
       <w:tr>
-        <w:tblPrEx>
-          <w:tblCellMar>
-            <w:top w:w="0" w:type="dxa"/>
-            <w:bottom w:w="0" w:type="dxa"/>
-          </w:tblCellMar>
-        </w:tblPrEx>
         <w:trPr>
           <w:cantSplit/>
           <w:tblHeader/>
@@ -6056,12 +5774,6 @@
         </w:tc>
       </w:tr>
       <w:tr>
-        <w:tblPrEx>
-          <w:tblCellMar>
-            <w:top w:w="0" w:type="dxa"/>
-            <w:bottom w:w="0" w:type="dxa"/>
-          </w:tblCellMar>
-        </w:tblPrEx>
         <w:trPr>
           <w:cantSplit/>
         </w:trPr>
@@ -6203,12 +5915,6 @@
         </w:tc>
       </w:tr>
       <w:tr>
-        <w:tblPrEx>
-          <w:tblCellMar>
-            <w:top w:w="0" w:type="dxa"/>
-            <w:bottom w:w="0" w:type="dxa"/>
-          </w:tblCellMar>
-        </w:tblPrEx>
         <w:trPr>
           <w:cantSplit/>
         </w:trPr>
@@ -6391,12 +6097,6 @@
         </w:tc>
       </w:tr>
       <w:tr>
-        <w:tblPrEx>
-          <w:tblCellMar>
-            <w:top w:w="0" w:type="dxa"/>
-            <w:bottom w:w="0" w:type="dxa"/>
-          </w:tblCellMar>
-        </w:tblPrEx>
         <w:trPr>
           <w:cantSplit/>
         </w:trPr>
@@ -6635,12 +6335,6 @@
         <w:gridCol w:w="1030"/>
       </w:tblGrid>
       <w:tr>
-        <w:tblPrEx>
-          <w:tblCellMar>
-            <w:top w:w="0" w:type="dxa"/>
-            <w:bottom w:w="0" w:type="dxa"/>
-          </w:tblCellMar>
-        </w:tblPrEx>
         <w:trPr>
           <w:cantSplit/>
           <w:tblHeader/>
@@ -6875,12 +6569,6 @@
         </w:tc>
       </w:tr>
       <w:tr>
-        <w:tblPrEx>
-          <w:tblCellMar>
-            <w:top w:w="0" w:type="dxa"/>
-            <w:bottom w:w="0" w:type="dxa"/>
-          </w:tblCellMar>
-        </w:tblPrEx>
         <w:trPr>
           <w:cantSplit/>
         </w:trPr>
@@ -7086,12 +6774,6 @@
         </w:tc>
       </w:tr>
       <w:tr>
-        <w:tblPrEx>
-          <w:tblCellMar>
-            <w:top w:w="0" w:type="dxa"/>
-            <w:bottom w:w="0" w:type="dxa"/>
-          </w:tblCellMar>
-        </w:tblPrEx>
         <w:trPr>
           <w:cantSplit/>
         </w:trPr>
@@ -7297,12 +6979,6 @@
         </w:tc>
       </w:tr>
       <w:tr>
-        <w:tblPrEx>
-          <w:tblCellMar>
-            <w:top w:w="0" w:type="dxa"/>
-            <w:bottom w:w="0" w:type="dxa"/>
-          </w:tblCellMar>
-        </w:tblPrEx>
         <w:trPr>
           <w:cantSplit/>
         </w:trPr>
@@ -8417,12 +8093,6 @@
         <w:gridCol w:w="5660"/>
       </w:tblGrid>
       <w:tr>
-        <w:tblPrEx>
-          <w:tblCellMar>
-            <w:top w:w="0" w:type="dxa"/>
-            <w:bottom w:w="0" w:type="dxa"/>
-          </w:tblCellMar>
-        </w:tblPrEx>
         <w:trPr>
           <w:cantSplit/>
           <w:tblHeader/>
@@ -8519,12 +8189,6 @@
         </w:tc>
       </w:tr>
       <w:tr>
-        <w:tblPrEx>
-          <w:tblCellMar>
-            <w:top w:w="0" w:type="dxa"/>
-            <w:bottom w:w="0" w:type="dxa"/>
-          </w:tblCellMar>
-        </w:tblPrEx>
         <w:trPr>
           <w:cantSplit/>
         </w:trPr>
@@ -8624,12 +8288,6 @@
         </w:tc>
       </w:tr>
       <w:tr>
-        <w:tblPrEx>
-          <w:tblCellMar>
-            <w:top w:w="0" w:type="dxa"/>
-            <w:bottom w:w="0" w:type="dxa"/>
-          </w:tblCellMar>
-        </w:tblPrEx>
         <w:trPr>
           <w:cantSplit/>
         </w:trPr>
@@ -8713,12 +8371,6 @@
         </w:tc>
       </w:tr>
       <w:tr>
-        <w:tblPrEx>
-          <w:tblCellMar>
-            <w:top w:w="0" w:type="dxa"/>
-            <w:bottom w:w="0" w:type="dxa"/>
-          </w:tblCellMar>
-        </w:tblPrEx>
         <w:trPr>
           <w:cantSplit/>
         </w:trPr>
@@ -8861,12 +8513,6 @@
         <w:gridCol w:w="7060"/>
       </w:tblGrid>
       <w:tr>
-        <w:tblPrEx>
-          <w:tblCellMar>
-            <w:top w:w="0" w:type="dxa"/>
-            <w:bottom w:w="0" w:type="dxa"/>
-          </w:tblCellMar>
-        </w:tblPrEx>
         <w:trPr>
           <w:cantSplit/>
           <w:tblHeader/>
@@ -8933,12 +8579,6 @@
         </w:tc>
       </w:tr>
       <w:tr>
-        <w:tblPrEx>
-          <w:tblCellMar>
-            <w:top w:w="0" w:type="dxa"/>
-            <w:bottom w:w="0" w:type="dxa"/>
-          </w:tblCellMar>
-        </w:tblPrEx>
         <w:trPr>
           <w:cantSplit/>
         </w:trPr>
@@ -9012,12 +8652,6 @@
         </w:tc>
       </w:tr>
       <w:tr>
-        <w:tblPrEx>
-          <w:tblCellMar>
-            <w:top w:w="0" w:type="dxa"/>
-            <w:bottom w:w="0" w:type="dxa"/>
-          </w:tblCellMar>
-        </w:tblPrEx>
         <w:trPr>
           <w:cantSplit/>
         </w:trPr>
@@ -9123,12 +8757,6 @@
         </w:tc>
       </w:tr>
       <w:tr>
-        <w:tblPrEx>
-          <w:tblCellMar>
-            <w:top w:w="0" w:type="dxa"/>
-            <w:bottom w:w="0" w:type="dxa"/>
-          </w:tblCellMar>
-        </w:tblPrEx>
         <w:trPr>
           <w:cantSplit/>
         </w:trPr>
@@ -9342,12 +8970,6 @@
         <w:gridCol w:w="6360"/>
       </w:tblGrid>
       <w:tr>
-        <w:tblPrEx>
-          <w:tblCellMar>
-            <w:top w:w="0" w:type="dxa"/>
-            <w:bottom w:w="0" w:type="dxa"/>
-          </w:tblCellMar>
-        </w:tblPrEx>
         <w:trPr>
           <w:cantSplit/>
           <w:tblHeader/>
@@ -9444,12 +9066,6 @@
         </w:tc>
       </w:tr>
       <w:tr>
-        <w:tblPrEx>
-          <w:tblCellMar>
-            <w:top w:w="0" w:type="dxa"/>
-            <w:bottom w:w="0" w:type="dxa"/>
-          </w:tblCellMar>
-        </w:tblPrEx>
         <w:trPr>
           <w:cantSplit/>
         </w:trPr>
@@ -9542,12 +9158,6 @@
         </w:tc>
       </w:tr>
       <w:tr>
-        <w:tblPrEx>
-          <w:tblCellMar>
-            <w:top w:w="0" w:type="dxa"/>
-            <w:bottom w:w="0" w:type="dxa"/>
-          </w:tblCellMar>
-        </w:tblPrEx>
         <w:trPr>
           <w:cantSplit/>
         </w:trPr>
@@ -9640,12 +9250,6 @@
         </w:tc>
       </w:tr>
       <w:tr>
-        <w:tblPrEx>
-          <w:tblCellMar>
-            <w:top w:w="0" w:type="dxa"/>
-            <w:bottom w:w="0" w:type="dxa"/>
-          </w:tblCellMar>
-        </w:tblPrEx>
         <w:trPr>
           <w:cantSplit/>
         </w:trPr>
@@ -9738,12 +9342,6 @@
         </w:tc>
       </w:tr>
       <w:tr>
-        <w:tblPrEx>
-          <w:tblCellMar>
-            <w:top w:w="0" w:type="dxa"/>
-            <w:bottom w:w="0" w:type="dxa"/>
-          </w:tblCellMar>
-        </w:tblPrEx>
         <w:trPr>
           <w:cantSplit/>
         </w:trPr>
@@ -9836,12 +9434,6 @@
         </w:tc>
       </w:tr>
       <w:tr>
-        <w:tblPrEx>
-          <w:tblCellMar>
-            <w:top w:w="0" w:type="dxa"/>
-            <w:bottom w:w="0" w:type="dxa"/>
-          </w:tblCellMar>
-        </w:tblPrEx>
         <w:trPr>
           <w:cantSplit/>
         </w:trPr>
@@ -10291,12 +9883,6 @@
         <w:gridCol w:w="6960"/>
       </w:tblGrid>
       <w:tr>
-        <w:tblPrEx>
-          <w:tblCellMar>
-            <w:top w:w="0" w:type="dxa"/>
-            <w:bottom w:w="0" w:type="dxa"/>
-          </w:tblCellMar>
-        </w:tblPrEx>
         <w:trPr>
           <w:cantSplit/>
           <w:tblHeader/>
@@ -10363,12 +9949,6 @@
         </w:tc>
       </w:tr>
       <w:tr>
-        <w:tblPrEx>
-          <w:tblCellMar>
-            <w:top w:w="0" w:type="dxa"/>
-            <w:bottom w:w="0" w:type="dxa"/>
-          </w:tblCellMar>
-        </w:tblPrEx>
         <w:trPr>
           <w:cantSplit/>
         </w:trPr>
@@ -10458,12 +10038,6 @@
         </w:tc>
       </w:tr>
       <w:tr>
-        <w:tblPrEx>
-          <w:tblCellMar>
-            <w:top w:w="0" w:type="dxa"/>
-            <w:bottom w:w="0" w:type="dxa"/>
-          </w:tblCellMar>
-        </w:tblPrEx>
         <w:trPr>
           <w:cantSplit/>
         </w:trPr>
@@ -10537,12 +10111,6 @@
         </w:tc>
       </w:tr>
       <w:tr>
-        <w:tblPrEx>
-          <w:tblCellMar>
-            <w:top w:w="0" w:type="dxa"/>
-            <w:bottom w:w="0" w:type="dxa"/>
-          </w:tblCellMar>
-        </w:tblPrEx>
         <w:trPr>
           <w:cantSplit/>
         </w:trPr>
@@ -10600,12 +10168,6 @@
         </w:tc>
       </w:tr>
       <w:tr>
-        <w:tblPrEx>
-          <w:tblCellMar>
-            <w:top w:w="0" w:type="dxa"/>
-            <w:bottom w:w="0" w:type="dxa"/>
-          </w:tblCellMar>
-        </w:tblPrEx>
         <w:trPr>
           <w:cantSplit/>
         </w:trPr>
@@ -10665,12 +10227,6 @@
         </w:tc>
       </w:tr>
       <w:tr>
-        <w:tblPrEx>
-          <w:tblCellMar>
-            <w:top w:w="0" w:type="dxa"/>
-            <w:bottom w:w="0" w:type="dxa"/>
-          </w:tblCellMar>
-        </w:tblPrEx>
         <w:trPr>
           <w:cantSplit/>
         </w:trPr>
@@ -11525,12 +11081,6 @@
         <w:gridCol w:w="6460"/>
       </w:tblGrid>
       <w:tr>
-        <w:tblPrEx>
-          <w:tblCellMar>
-            <w:top w:w="0" w:type="dxa"/>
-            <w:bottom w:w="0" w:type="dxa"/>
-          </w:tblCellMar>
-        </w:tblPrEx>
         <w:trPr>
           <w:cantSplit/>
           <w:tblHeader/>
@@ -11597,12 +11147,6 @@
         </w:tc>
       </w:tr>
       <w:tr>
-        <w:tblPrEx>
-          <w:tblCellMar>
-            <w:top w:w="0" w:type="dxa"/>
-            <w:bottom w:w="0" w:type="dxa"/>
-          </w:tblCellMar>
-        </w:tblPrEx>
         <w:trPr>
           <w:cantSplit/>
         </w:trPr>
@@ -11685,12 +11229,6 @@
         </w:tc>
       </w:tr>
       <w:tr>
-        <w:tblPrEx>
-          <w:tblCellMar>
-            <w:top w:w="0" w:type="dxa"/>
-            <w:bottom w:w="0" w:type="dxa"/>
-          </w:tblCellMar>
-        </w:tblPrEx>
         <w:trPr>
           <w:cantSplit/>
         </w:trPr>
@@ -11764,12 +11302,6 @@
         </w:tc>
       </w:tr>
       <w:tr>
-        <w:tblPrEx>
-          <w:tblCellMar>
-            <w:top w:w="0" w:type="dxa"/>
-            <w:bottom w:w="0" w:type="dxa"/>
-          </w:tblCellMar>
-        </w:tblPrEx>
         <w:trPr>
           <w:cantSplit/>
         </w:trPr>
@@ -11827,12 +11359,6 @@
         </w:tc>
       </w:tr>
       <w:tr>
-        <w:tblPrEx>
-          <w:tblCellMar>
-            <w:top w:w="0" w:type="dxa"/>
-            <w:bottom w:w="0" w:type="dxa"/>
-          </w:tblCellMar>
-        </w:tblPrEx>
         <w:trPr>
           <w:cantSplit/>
         </w:trPr>
@@ -11890,12 +11416,6 @@
         </w:tc>
       </w:tr>
       <w:tr>
-        <w:tblPrEx>
-          <w:tblCellMar>
-            <w:top w:w="0" w:type="dxa"/>
-            <w:bottom w:w="0" w:type="dxa"/>
-          </w:tblCellMar>
-        </w:tblPrEx>
         <w:trPr>
           <w:cantSplit/>
         </w:trPr>
@@ -11962,12 +11482,6 @@
         </w:tc>
       </w:tr>
       <w:tr>
-        <w:tblPrEx>
-          <w:tblCellMar>
-            <w:top w:w="0" w:type="dxa"/>
-            <w:bottom w:w="0" w:type="dxa"/>
-          </w:tblCellMar>
-        </w:tblPrEx>
         <w:trPr>
           <w:cantSplit/>
         </w:trPr>
@@ -12025,12 +11539,6 @@
         </w:tc>
       </w:tr>
       <w:tr>
-        <w:tblPrEx>
-          <w:tblCellMar>
-            <w:top w:w="0" w:type="dxa"/>
-            <w:bottom w:w="0" w:type="dxa"/>
-          </w:tblCellMar>
-        </w:tblPrEx>
         <w:trPr>
           <w:cantSplit/>
         </w:trPr>
@@ -12088,12 +11596,6 @@
         </w:tc>
       </w:tr>
       <w:tr>
-        <w:tblPrEx>
-          <w:tblCellMar>
-            <w:top w:w="0" w:type="dxa"/>
-            <w:bottom w:w="0" w:type="dxa"/>
-          </w:tblCellMar>
-        </w:tblPrEx>
         <w:trPr>
           <w:cantSplit/>
         </w:trPr>
@@ -12151,12 +11653,6 @@
         </w:tc>
       </w:tr>
       <w:tr>
-        <w:tblPrEx>
-          <w:tblCellMar>
-            <w:top w:w="0" w:type="dxa"/>
-            <w:bottom w:w="0" w:type="dxa"/>
-          </w:tblCellMar>
-        </w:tblPrEx>
         <w:trPr>
           <w:cantSplit/>
         </w:trPr>
@@ -12255,12 +11751,6 @@
         </w:tc>
       </w:tr>
       <w:tr>
-        <w:tblPrEx>
-          <w:tblCellMar>
-            <w:top w:w="0" w:type="dxa"/>
-            <w:bottom w:w="0" w:type="dxa"/>
-          </w:tblCellMar>
-        </w:tblPrEx>
         <w:trPr>
           <w:cantSplit/>
         </w:trPr>
@@ -12546,7 +12036,19 @@
           <w:b/>
           <w:highlight w:val="yellow"/>
         </w:rPr>
-        <w:t>Demo video: add link here before submission.</w:t>
+        <w:t xml:space="preserve">Demo video: </w:t>
+      </w:r>
+      <w:r>
+        <w:rPr>
+          <w:b/>
+        </w:rPr>
+        <w:t xml:space="preserve"> </w:t>
+      </w:r>
+      <w:r>
+        <w:rPr>
+          <w:b/>
+        </w:rPr>
+        <w:t>https://drive.google.com/file/d/1F6ECuYfjuhEo-wyIA4QAP9B795hBEAIg/view?usp=sharing</w:t>
       </w:r>
     </w:p>
     <w:sectPr>
